--- a/docs/INFORME_ESTADO_SISTEMA.docx
+++ b/docs/INFORME_ESTADO_SISTEMA.docx
@@ -2770,7 +2770,518 @@
         <w:pStyle w:val="Heading2"/>
       </w:pPr>
       <w:r>
-        <w:t>6. Lo que falta, sin maquillar</w:t>
+        <w:t>6. Contraste con el estado del arte — Ikaros de MetaSystems</w:t>
+      </w:r>
+    </w:p>
+    <w:p>
+      <w:r>
+        <w:t xml:space="preserve">El laboratorio trabaja con </w:t>
+      </w:r>
+      <w:r>
+        <w:rPr>
+          <w:b/>
+        </w:rPr>
+        <w:t>Ikaros 7.0</w:t>
+      </w:r>
+      <w:r>
+        <w:t xml:space="preserve"> (MetaSystems), el software comercial de cariotipado asistido. Contrastar con él no es una cortesía: es la única manera de saber si las decisiones tomadas aquí son razonables o caprichosas.</w:t>
+      </w:r>
+    </w:p>
+    <w:p>
+      <w:pPr>
+        <w:pStyle w:val="Heading3"/>
+      </w:pPr>
+      <w:r>
+        <w:t>6.1 Tres decisiones que Ikaros confirma</w:t>
+      </w:r>
+    </w:p>
+    <w:p>
+      <w:r>
+        <w:rPr>
+          <w:b/>
+        </w:rPr>
+        <w:t>Su salida se llama «Proposal», no diagnóstico.</w:t>
+      </w:r>
+      <w:r>
+        <w:t xml:space="preserve"> En pantalla, abajo a la izquierda: </w:t>
+      </w:r>
+      <w:r>
+        <w:rPr>
+          <w:rFonts w:ascii="Consolas" w:hAnsi="Consolas"/>
+          <w:sz w:val="19"/>
+        </w:rPr>
+        <w:t>Proposal 47,XXY</w:t>
+      </w:r>
+      <w:r>
+        <w:t xml:space="preserve">. El producto de referencia presenta el cariotipo como una </w:t>
+      </w:r>
+      <w:r>
+        <w:rPr>
+          <w:b/>
+        </w:rPr>
+        <w:t>propuesta</w:t>
+      </w:r>
+      <w:r>
+        <w:t xml:space="preserve"> que el citogenetista acepta o corrige — exactamente el papel que cumple aquí la semaforización. Que la IA proponga y la persona decida no es una limitación de este proyecto: es cómo funciona el estándar del sector.</w:t>
+      </w:r>
+    </w:p>
+    <w:p>
+      <w:r>
+        <w:rPr>
+          <w:b/>
+        </w:rPr>
+        <w:t>Cuenta células analizadas.</w:t>
+      </w:r>
+      <w:r>
+        <w:t xml:space="preserve"> El panel inferior muestra </w:t>
+      </w:r>
+      <w:r>
+        <w:rPr>
+          <w:rFonts w:ascii="Consolas" w:hAnsi="Consolas"/>
+          <w:sz w:val="19"/>
+        </w:rPr>
+        <w:t>Analyzed Cells: 9</w:t>
+      </w:r>
+      <w:r>
+        <w:t xml:space="preserve"> y </w:t>
+      </w:r>
+      <w:r>
+        <w:rPr>
+          <w:rFonts w:ascii="Consolas" w:hAnsi="Consolas"/>
+          <w:sz w:val="19"/>
+        </w:rPr>
+        <w:t>Karyogramm Count: 9</w:t>
+      </w:r>
+      <w:r>
+        <w:t xml:space="preserve"> como campos de primer nivel. Es el mismo dato que el informe del laboratorio expresa como </w:t>
+      </w:r>
+      <w:r>
+        <w:rPr>
+          <w:rFonts w:ascii="Consolas" w:hAnsi="Consolas"/>
+          <w:sz w:val="19"/>
+        </w:rPr>
+        <w:t>[20]</w:t>
+      </w:r>
+      <w:r>
+        <w:t xml:space="preserve"> y que aquí falta (§7.2). La necesidad de un caso multi-metafase queda validada por el producto real, no solo por la lectura de un informe.</w:t>
+      </w:r>
+    </w:p>
+    <w:p>
+      <w:r>
+        <w:rPr>
+          <w:b/>
+        </w:rPr>
+        <w:t>Expone un control manual del umbral de segmentación</w:t>
+      </w:r>
+      <w:r>
+        <w:t xml:space="preserve"> (</w:t>
+      </w:r>
+      <w:r>
+        <w:rPr>
+          <w:rFonts w:ascii="Consolas" w:hAnsi="Consolas"/>
+          <w:sz w:val="19"/>
+        </w:rPr>
+        <w:t>Lower Threshold</w:t>
+      </w:r>
+      <w:r>
+        <w:t>). Incluso el software comercial asume que ninguna segmentación automática basta y le entrega la perilla al analista. La sub-segmentación medida en §5.1 no es una carencia exclusiva de este prototipo: es el estado del problema.</w:t>
+      </w:r>
+    </w:p>
+    <w:p>
+      <w:pPr>
+        <w:pStyle w:val="Heading3"/>
+      </w:pPr>
+      <w:r>
+        <w:t>6.2 Lo que Ikaros hace y aquí no está</w:t>
+      </w:r>
+    </w:p>
+    <w:p>
+      <w:r>
+        <w:rPr>
+          <w:rFonts w:ascii="Consolas" w:hAnsi="Consolas"/>
+          <w:sz w:val="19"/>
+        </w:rPr>
+        <w:t>Est. Overlaps: 0</w:t>
+      </w:r>
+      <w:r>
+        <w:t xml:space="preserve"> — </w:t>
+      </w:r>
+      <w:r>
+        <w:rPr>
+          <w:b/>
+        </w:rPr>
+        <w:t>Ikaros mide los solapamientos y los muestra como métrica</w:t>
+      </w:r>
+      <w:r>
+        <w:t>, para que el analista decida si una metafase merece su tiempo *antes* de invertirlo. Es el problema de sub-segmentación convertido en un número accionable.</w:t>
+      </w:r>
+    </w:p>
+    <w:p>
+      <w:r>
+        <w:t xml:space="preserve">Aquí eso está </w:t>
+      </w:r>
+      <w:r>
+        <w:rPr>
+          <w:b/>
+        </w:rPr>
+        <w:t>decidido y sin construir</w:t>
+      </w:r>
+      <w:r>
+        <w:t xml:space="preserve">: [ADR-0026](adr/0026-estimacion-bandas-solapamientos.md) —«Estimación de conteo de bandas y detección de solapamientos»— está en estado </w:t>
+      </w:r>
+      <w:r>
+        <w:rPr>
+          <w:rFonts w:ascii="Consolas" w:hAnsi="Consolas"/>
+          <w:sz w:val="19"/>
+        </w:rPr>
+        <w:t>accepted</w:t>
+      </w:r>
+      <w:r>
+        <w:t xml:space="preserve"> desde el 5 de agosto. La comparación con Ikaros lo eleva de idea propia a requisito validado por el mercado.</w:t>
+      </w:r>
+    </w:p>
+    <w:p>
+      <w:pPr>
+        <w:pStyle w:val="Heading3"/>
+      </w:pPr>
+      <w:r>
+        <w:t>6.3 Mapa de operaciones</w:t>
+      </w:r>
+    </w:p>
+    <w:tbl>
+      <w:tblPr>
+        <w:tblStyle w:val="LightGrid-Accent1"/>
+        <w:tblW w:type="auto" w:w="0"/>
+        <w:tblLook w:firstColumn="1" w:firstRow="1" w:lastColumn="0" w:lastRow="0" w:noHBand="0" w:noVBand="1" w:val="04A0"/>
+      </w:tblPr>
+      <w:tblGrid>
+        <w:gridCol w:w="4320"/>
+        <w:gridCol w:w="4320"/>
+      </w:tblGrid>
+      <w:tr>
+        <w:tc>
+          <w:tcPr>
+            <w:tcW w:type="dxa" w:w="4320"/>
+          </w:tcPr>
+          <w:p>
+            <w:r>
+              <w:rPr>
+                <w:b/>
+              </w:rPr>
+            </w:r>
+            <w:r>
+              <w:rPr>
+                <w:b/>
+              </w:rPr>
+              <w:t>Operación en Ikaros</w:t>
+            </w:r>
+          </w:p>
+        </w:tc>
+        <w:tc>
+          <w:tcPr>
+            <w:tcW w:type="dxa" w:w="4320"/>
+          </w:tcPr>
+          <w:p>
+            <w:r>
+              <w:rPr>
+                <w:b/>
+              </w:rPr>
+            </w:r>
+            <w:r>
+              <w:rPr>
+                <w:b/>
+              </w:rPr>
+              <w:t>Equivalente aquí</w:t>
+            </w:r>
+          </w:p>
+        </w:tc>
+      </w:tr>
+      <w:tr>
+        <w:tc>
+          <w:tcPr>
+            <w:tcW w:type="dxa" w:w="4320"/>
+          </w:tcPr>
+          <w:p>
+            <w:r/>
+            <w:r>
+              <w:t>Auto Separate</w:t>
+            </w:r>
+          </w:p>
+        </w:tc>
+        <w:tc>
+          <w:tcPr>
+            <w:tcW w:type="dxa" w:w="4320"/>
+          </w:tcPr>
+          <w:p>
+            <w:r/>
+            <w:r>
+              <w:t xml:space="preserve">✅ </w:t>
+            </w:r>
+            <w:r>
+              <w:rPr>
+                <w:rFonts w:ascii="Consolas" w:hAnsi="Consolas"/>
+                <w:sz w:val="19"/>
+              </w:rPr>
+              <w:t>SPLIT</w:t>
+            </w:r>
+          </w:p>
+        </w:tc>
+      </w:tr>
+      <w:tr>
+        <w:tc>
+          <w:tcPr>
+            <w:tcW w:type="dxa" w:w="4320"/>
+          </w:tcPr>
+          <w:p>
+            <w:r/>
+            <w:r>
+              <w:t>Classify</w:t>
+            </w:r>
+          </w:p>
+        </w:tc>
+        <w:tc>
+          <w:tcPr>
+            <w:tcW w:type="dxa" w:w="4320"/>
+          </w:tcPr>
+          <w:p>
+            <w:r/>
+            <w:r>
+              <w:t xml:space="preserve">✅ </w:t>
+            </w:r>
+            <w:r>
+              <w:rPr>
+                <w:rFonts w:ascii="Consolas" w:hAnsi="Consolas"/>
+                <w:sz w:val="19"/>
+              </w:rPr>
+              <w:t>CORRECT_CLASS</w:t>
+            </w:r>
+          </w:p>
+        </w:tc>
+      </w:tr>
+      <w:tr>
+        <w:tc>
+          <w:tcPr>
+            <w:tcW w:type="dxa" w:w="4320"/>
+          </w:tcPr>
+          <w:p>
+            <w:r/>
+            <w:r>
+              <w:t>Check Objects</w:t>
+            </w:r>
+          </w:p>
+        </w:tc>
+        <w:tc>
+          <w:tcPr>
+            <w:tcW w:type="dxa" w:w="4320"/>
+          </w:tcPr>
+          <w:p>
+            <w:r/>
+            <w:r>
+              <w:t xml:space="preserve">✅ </w:t>
+            </w:r>
+            <w:r>
+              <w:rPr>
+                <w:rFonts w:ascii="Consolas" w:hAnsi="Consolas"/>
+                <w:sz w:val="19"/>
+              </w:rPr>
+              <w:t>XAI_VIEWED</w:t>
+            </w:r>
+            <w:r>
+              <w:t xml:space="preserve"> + </w:t>
+            </w:r>
+            <w:r>
+              <w:rPr>
+                <w:rFonts w:ascii="Consolas" w:hAnsi="Consolas"/>
+                <w:sz w:val="19"/>
+              </w:rPr>
+              <w:t>ACCEPT_CHROMOSOME</w:t>
+            </w:r>
+          </w:p>
+        </w:tc>
+      </w:tr>
+      <w:tr>
+        <w:tc>
+          <w:tcPr>
+            <w:tcW w:type="dxa" w:w="4320"/>
+          </w:tcPr>
+          <w:p>
+            <w:r/>
+            <w:r>
+              <w:t>Region</w:t>
+            </w:r>
+          </w:p>
+        </w:tc>
+        <w:tc>
+          <w:tcPr>
+            <w:tcW w:type="dxa" w:w="4320"/>
+          </w:tcPr>
+          <w:p>
+            <w:r/>
+            <w:r>
+              <w:t xml:space="preserve">✅ </w:t>
+            </w:r>
+            <w:r>
+              <w:rPr>
+                <w:rFonts w:ascii="Consolas" w:hAnsi="Consolas"/>
+                <w:sz w:val="19"/>
+              </w:rPr>
+              <w:t>RECROP</w:t>
+            </w:r>
+          </w:p>
+        </w:tc>
+      </w:tr>
+      <w:tr>
+        <w:tc>
+          <w:tcPr>
+            <w:tcW w:type="dxa" w:w="4320"/>
+          </w:tcPr>
+          <w:p>
+            <w:r/>
+            <w:r>
+              <w:t>Count</w:t>
+            </w:r>
+          </w:p>
+        </w:tc>
+        <w:tc>
+          <w:tcPr>
+            <w:tcW w:type="dxa" w:w="4320"/>
+          </w:tcPr>
+          <w:p>
+            <w:r/>
+            <w:r>
+              <w:t>✅ conteo por clase</w:t>
+            </w:r>
+          </w:p>
+        </w:tc>
+      </w:tr>
+      <w:tr>
+        <w:tc>
+          <w:tcPr>
+            <w:tcW w:type="dxa" w:w="4320"/>
+          </w:tcPr>
+          <w:p>
+            <w:r/>
+            <w:r>
+              <w:rPr>
+                <w:b/>
+              </w:rPr>
+              <w:t>Reject Objects</w:t>
+            </w:r>
+          </w:p>
+        </w:tc>
+        <w:tc>
+          <w:tcPr>
+            <w:tcW w:type="dxa" w:w="4320"/>
+          </w:tcPr>
+          <w:p>
+            <w:r/>
+            <w:r>
+              <w:t>❌ no se puede descartar una detección</w:t>
+            </w:r>
+          </w:p>
+        </w:tc>
+      </w:tr>
+      <w:tr>
+        <w:tc>
+          <w:tcPr>
+            <w:tcW w:type="dxa" w:w="4320"/>
+          </w:tcPr>
+          <w:p>
+            <w:r/>
+            <w:r>
+              <w:rPr>
+                <w:b/>
+              </w:rPr>
+              <w:t>Annotate</w:t>
+            </w:r>
+          </w:p>
+        </w:tc>
+        <w:tc>
+          <w:tcPr>
+            <w:tcW w:type="dxa" w:w="4320"/>
+          </w:tcPr>
+          <w:p>
+            <w:r/>
+            <w:r>
+              <w:t>❌ falta anotar sobre la metafase</w:t>
+            </w:r>
+          </w:p>
+        </w:tc>
+      </w:tr>
+      <w:tr>
+        <w:tc>
+          <w:tcPr>
+            <w:tcW w:type="dxa" w:w="4320"/>
+          </w:tcPr>
+          <w:p>
+            <w:r/>
+            <w:r>
+              <w:rPr>
+                <w:b/>
+              </w:rPr>
+              <w:t>Estimate Band Count</w:t>
+            </w:r>
+          </w:p>
+        </w:tc>
+        <w:tc>
+          <w:tcPr>
+            <w:tcW w:type="dxa" w:w="4320"/>
+          </w:tcPr>
+          <w:p>
+            <w:r/>
+            <w:r>
+              <w:t>❌ ADR-0026, sin construir</w:t>
+            </w:r>
+          </w:p>
+        </w:tc>
+      </w:tr>
+    </w:tbl>
+    <w:p/>
+    <w:p>
+      <w:r>
+        <w:rPr>
+          <w:b/>
+        </w:rPr>
+        <w:t>Cinco de ocho</w:t>
+      </w:r>
+      <w:r>
+        <w:t>, y las tres ausentes están identificadas con su decisión escrita. Ninguna es un descubrimiento tardío.</w:t>
+      </w:r>
+    </w:p>
+    <w:p>
+      <w:pPr>
+        <w:pStyle w:val="Heading3"/>
+      </w:pPr>
+      <w:r>
+        <w:t>6.4 Lo que este contraste no dice</w:t>
+      </w:r>
+    </w:p>
+    <w:p>
+      <w:r>
+        <w:t>No dice que este sistema compita con Ikaros. Ikaros es un producto maduro, certificado y en uso clínico; esto es un prototipo cuyo coste de corrección se midió y salió desfavorable (§5.1).</w:t>
+      </w:r>
+    </w:p>
+    <w:p>
+      <w:r>
+        <w:t xml:space="preserve">Lo que sí dice es que </w:t>
+      </w:r>
+      <w:r>
+        <w:rPr>
+          <w:b/>
+        </w:rPr>
+        <w:t>las decisiones de diseño apuntan en la misma dirección que el producto de referencia</w:t>
+      </w:r>
+      <w:r>
+        <w:t>, y que las diferencias son de madurez, no de criterio.</w:t>
+      </w:r>
+    </w:p>
+    <w:p/>
+    <w:p>
+      <w:pPr>
+        <w:pStyle w:val="Heading2"/>
+      </w:pPr>
+      <w:r>
+        <w:t>7. Lo que falta, sin maquillar</w:t>
       </w:r>
     </w:p>
     <w:p>
@@ -2891,7 +3402,7 @@
         <w:pStyle w:val="Heading2"/>
       </w:pPr>
       <w:r>
-        <w:t>7. Trazabilidad documental</w:t>
+        <w:t>8. Trazabilidad documental</w:t>
       </w:r>
     </w:p>
     <w:tbl>
@@ -3135,7 +3646,7 @@
         <w:pStyle w:val="Heading2"/>
       </w:pPr>
       <w:r>
-        <w:t>8. Cómo reproducir todo</w:t>
+        <w:t>9. Cómo reproducir todo</w:t>
       </w:r>
     </w:p>
     <w:p>

--- a/docs/INFORME_ESTADO_SISTEMA.docx
+++ b/docs/INFORME_ESTADO_SISTEMA.docx
@@ -2770,21 +2770,112 @@
         <w:pStyle w:val="Heading2"/>
       </w:pPr>
       <w:r>
-        <w:t>6. Contraste con el estado del arte — Ikaros de MetaSystems</w:t>
+        <w:t>6. Contraste con el estado del arte</w:t>
       </w:r>
     </w:p>
     <w:p>
       <w:r>
-        <w:t xml:space="preserve">El laboratorio trabaja con </w:t>
-      </w:r>
+        <w:t>Contrastar con un producto comercial maduro no es una cortesía: es la única manera de saber si las decisiones tomadas aquí son razonables o caprichosas.</w:t>
+      </w:r>
+    </w:p>
+    <w:p>
+      <w:pPr>
+        <w:ind w:left="360"/>
+        <w:jc w:val="left"/>
+      </w:pPr>
       <w:r>
         <w:rPr>
           <w:b/>
+          <w:i/>
         </w:rPr>
-        <w:t>Ikaros 7.0</w:t>
-      </w:r>
-      <w:r>
-        <w:t xml:space="preserve"> (MetaSystems), el software comercial de cariotipado asistido. Contrastar con él no es una cortesía: es la única manera de saber si las decisiones tomadas aquí son razonables o caprichosas.</w:t>
+        <w:t>Precisión sobre la fuente.</w:t>
+      </w:r>
+      <w:r>
+        <w:rPr>
+          <w:i/>
+        </w:rPr>
+        <w:t xml:space="preserve"> Lo que sigue procede de una captura de</w:t>
+      </w:r>
+    </w:p>
+    <w:p>
+      <w:pPr>
+        <w:ind w:left="360"/>
+        <w:jc w:val="left"/>
+      </w:pPr>
+      <w:r>
+        <w:rPr>
+          <w:b/>
+          <w:i/>
+        </w:rPr>
+        <w:t>Ikaros 7 (MetaSystems)</w:t>
+      </w:r>
+      <w:r>
+        <w:rPr>
+          <w:i/>
+        </w:rPr>
+        <w:t>, software comercial de cariotipado asistido. **No</w:t>
+      </w:r>
+    </w:p>
+    <w:p>
+      <w:pPr>
+        <w:ind w:left="360"/>
+        <w:jc w:val="left"/>
+      </w:pPr>
+      <w:r>
+        <w:rPr>
+          <w:i/>
+        </w:rPr>
+        <w:t>es el sistema que usa este laboratorio** — el laboratorio tiene un sistema</w:t>
+      </w:r>
+    </w:p>
+    <w:p>
+      <w:pPr>
+        <w:ind w:left="360"/>
+        <w:jc w:val="left"/>
+      </w:pPr>
+      <w:r>
+        <w:rPr>
+          <w:i/>
+        </w:rPr>
+        <w:t xml:space="preserve">legado propio (base SQL Server </w:t>
+      </w:r>
+      <w:r>
+        <w:rPr>
+          <w:rFonts w:ascii="Consolas" w:hAnsi="Consolas"/>
+          <w:i/>
+          <w:sz w:val="19"/>
+        </w:rPr>
+        <w:t>SCAMC</w:t>
+      </w:r>
+      <w:r>
+        <w:rPr>
+          <w:i/>
+        </w:rPr>
+        <w:t>, 48 tablas) que este proyecto</w:t>
+      </w:r>
+    </w:p>
+    <w:p>
+      <w:pPr>
+        <w:ind w:left="360"/>
+        <w:jc w:val="left"/>
+      </w:pPr>
+      <w:r>
+        <w:rPr>
+          <w:i/>
+        </w:rPr>
+        <w:t>reemplaza. Ikaros se usa aquí como **referencia externa del estado del</w:t>
+      </w:r>
+    </w:p>
+    <w:p>
+      <w:pPr>
+        <w:ind w:left="360"/>
+        <w:jc w:val="left"/>
+      </w:pPr>
+      <w:r>
+        <w:rPr>
+          <w:i/>
+        </w:rPr>
+        <w:t>arte**, no como el sistema desplazado.</w:t>
       </w:r>
     </w:p>
     <w:p>
@@ -2792,7 +2883,7 @@
         <w:pStyle w:val="Heading3"/>
       </w:pPr>
       <w:r>
-        <w:t>6.1 Tres decisiones que Ikaros confirma</w:t>
+        <w:t>6.1 Tres decisiones que el estado del arte confirma</w:t>
       </w:r>
     </w:p>
     <w:p>
@@ -2813,7 +2904,7 @@
         <w:t>Proposal 47,XXY</w:t>
       </w:r>
       <w:r>
-        <w:t xml:space="preserve">. El producto de referencia presenta el cariotipo como una </w:t>
+        <w:t xml:space="preserve">. Un producto de referencia presenta el cariotipo como </w:t>
       </w:r>
       <w:r>
         <w:rPr>
@@ -2863,7 +2954,7 @@
         <w:t>[20]</w:t>
       </w:r>
       <w:r>
-        <w:t xml:space="preserve"> y que aquí falta (§7.2). La necesidad de un caso multi-metafase queda validada por el producto real, no solo por la lectura de un informe.</w:t>
+        <w:t xml:space="preserve"> y que aquí falta (§7). La necesidad de un caso multi-metafase queda validada por un producto real, no solo por la lectura de un informe.</w:t>
       </w:r>
     </w:p>
     <w:p>
@@ -2892,7 +2983,7 @@
         <w:pStyle w:val="Heading3"/>
       </w:pPr>
       <w:r>
-        <w:t>6.2 Lo que Ikaros hace y aquí no está</w:t>
+        <w:t>6.2 Lo que el estado del arte hace y aquí no está</w:t>
       </w:r>
     </w:p>
     <w:p>
@@ -2910,7 +3001,7 @@
         <w:rPr>
           <w:b/>
         </w:rPr>
-        <w:t>Ikaros mide los solapamientos y los muestra como métrica</w:t>
+        <w:t>mide los solapamientos y los muestra como métrica</w:t>
       </w:r>
       <w:r>
         <w:t>, para que el analista decida si una metafase merece su tiempo *antes* de invertirlo. Es el problema de sub-segmentación convertido en un número accionable.</w:t>
@@ -2937,7 +3028,16 @@
         <w:t>accepted</w:t>
       </w:r>
       <w:r>
-        <w:t xml:space="preserve"> desde el 5 de agosto. La comparación con Ikaros lo eleva de idea propia a requisito validado por el mercado.</w:t>
+        <w:t xml:space="preserve"> desde el 5 de agosto, </w:t>
+      </w:r>
+      <w:r>
+        <w:rPr>
+          <w:b/>
+        </w:rPr>
+        <w:t>antes</w:t>
+      </w:r>
+      <w:r>
+        <w:t xml:space="preserve"> de ver esa pantalla. La comparación no originó la idea: la valida.</w:t>
       </w:r>
     </w:p>
     <w:p>
@@ -2973,7 +3073,7 @@
               <w:rPr>
                 <w:b/>
               </w:rPr>
-              <w:t>Operación en Ikaros</w:t>
+              <w:t>Operación en Ikaros 7</w:t>
             </w:r>
           </w:p>
         </w:tc>
@@ -3258,7 +3358,21 @@
     </w:p>
     <w:p>
       <w:r>
-        <w:t>No dice que este sistema compita con Ikaros. Ikaros es un producto maduro, certificado y en uso clínico; esto es un prototipo cuyo coste de corrección se midió y salió desfavorable (§5.1).</w:t>
+        <w:t>No dice que este sistema compita con un producto comercial certificado y en uso clínico; esto es un prototipo cuyo coste de corrección se midió y salió desfavorable (§5.1).</w:t>
+      </w:r>
+    </w:p>
+    <w:p>
+      <w:r>
+        <w:t xml:space="preserve">Y tampoco dice que el laboratorio use ese producto. </w:t>
+      </w:r>
+      <w:r>
+        <w:rPr>
+          <w:b/>
+        </w:rPr>
+        <w:t>Lo que este proyecto reemplaza es un sistema legado propio</w:t>
+      </w:r>
+      <w:r>
+        <w:t>, del que se conserva hasta el esquema de base de datos y del que salieron las 1.113 imágenes usadas para entrenar.</w:t>
       </w:r>
     </w:p>
     <w:p>

--- a/docs/INFORME_ESTADO_SISTEMA.docx
+++ b/docs/INFORME_ESTADO_SISTEMA.docx
@@ -2825,7 +2825,7 @@
         <w:rPr>
           <w:i/>
         </w:rPr>
-        <w:t>es el sistema que usa este laboratorio** — el laboratorio tiene un sistema</w:t>
+        <w:t>es el sistema que usa este laboratorio** — el laboratorio trabaja con</w:t>
       </w:r>
     </w:p>
     <w:p>
@@ -2835,9 +2835,16 @@
       </w:pPr>
       <w:r>
         <w:rPr>
+          <w:b/>
           <w:i/>
         </w:rPr>
-        <w:t xml:space="preserve">legado propio (base SQL Server </w:t>
+        <w:t>MetaClass</w:t>
+      </w:r>
+      <w:r>
+        <w:rPr>
+          <w:i/>
+        </w:rPr>
+        <w:t xml:space="preserve"> (base SQL Server </w:t>
       </w:r>
       <w:r>
         <w:rPr>
@@ -2851,7 +2858,7 @@
         <w:rPr>
           <w:i/>
         </w:rPr>
-        <w:t>, 48 tablas) que este proyecto</w:t>
+        <w:t>, 48 tablas), que es lo que este</w:t>
       </w:r>
     </w:p>
     <w:p>
@@ -2863,7 +2870,7 @@
         <w:rPr>
           <w:i/>
         </w:rPr>
-        <w:t>reemplaza. Ikaros se usa aquí como **referencia externa del estado del</w:t>
+        <w:t>proyecto reemplaza. Ikaros se usa aquí como **referencia externa del estado</w:t>
       </w:r>
     </w:p>
     <w:p>
@@ -2875,7 +2882,7 @@
         <w:rPr>
           <w:i/>
         </w:rPr>
-        <w:t>arte**, no como el sistema desplazado.</w:t>
+        <w:t>del arte**, no como el sistema desplazado.</w:t>
       </w:r>
     </w:p>
     <w:p>
@@ -3369,10 +3376,10 @@
         <w:rPr>
           <w:b/>
         </w:rPr>
-        <w:t>Lo que este proyecto reemplaza es un sistema legado propio</w:t>
-      </w:r>
-      <w:r>
-        <w:t>, del que se conserva hasta el esquema de base de datos y del que salieron las 1.113 imágenes usadas para entrenar.</w:t>
+        <w:t>Lo que este proyecto reemplaza es MetaClass</w:t>
+      </w:r>
+      <w:r>
+        <w:t>, del que se conserva hasta el esquema de base de datos y del que salieron las 1.113 imágenes usadas para entrenar el clasificador.</w:t>
       </w:r>
     </w:p>
     <w:p>
